--- a/docs/scene_history/三场景历史背景说明.docx
+++ b/docs/scene_history/三场景历史背景说明.docx
@@ -1061,7 +1061,7 @@
           <w:i w:val="0"/>
           <w:sz w:val="24"/>
         </w:rPr>
-        <w:t>以下三个场景构成了模型校验的前测实验基础。三个场景时间跨度均为12.5年，每轮仿真对应三个月现实时间，共同覆盖了从多极竞争到两极对峙的完整国际体系谱系。</w:t>
+        <w:t>以下三个场景构成了模型校验的前测实验基础。每个场景每轮仿真对应三个月现实时间，共同覆盖了从多极竞争到两极对峙的完整国际体系谱系。场景一（50轮，1913Q1—1925Q2）与场景二（32轮，1938Q1—1945Q4）之间为两次世界大战间歇期；场景二的终点（1945Q4，马歇尔计划提出）与场景三的起点（1946Q1）无缝衔接，构成从热战结束到冷战制度化的完整叙事链。</w:t>
       </w:r>
     </w:p>
     <w:p>
@@ -2669,7 +2669,7 @@
           <w:i w:val="0"/>
           <w:sz w:val="30"/>
         </w:rPr>
-        <w:t>二、场景二：二战前后的欧洲（1938Q1—1950Q2）</w:t>
+        <w:t>二、场景二：二战前后的欧洲（1938Q1—1945Q4）</w:t>
       </w:r>
     </w:p>
     <w:p>
@@ -2812,7 +2812,7 @@
                 <w:i w:val="0"/>
                 <w:sz w:val="24"/>
               </w:rPr>
-              <w:t>1938年第一季度—1950年第二季度</w:t>
+              <w:t>1938年第一季度—1945年第四季度</w:t>
             </w:r>
           </w:p>
         </w:tc>
@@ -2852,7 +2852,7 @@
                 <w:i w:val="0"/>
                 <w:sz w:val="24"/>
               </w:rPr>
-              <w:t>50轮（每轮3个月）</w:t>
+              <w:t>32轮（每轮3个月）</w:t>
             </w:r>
           </w:p>
         </w:tc>
@@ -3604,7 +3604,7 @@
           <w:i w:val="0"/>
           <w:sz w:val="24"/>
         </w:rPr>
-        <w:t>第四阶段：铁幕降下与两极固化（R28—R40，即1944Q4—1947Q4）</w:t>
+        <w:t>第四阶段：战争终结与两极雏形（R28—R32，即1944Q4—1945Q4）</w:t>
       </w:r>
     </w:p>
     <w:p>
@@ -3629,7 +3629,7 @@
           <w:i w:val="0"/>
           <w:sz w:val="24"/>
         </w:rPr>
-        <w:t xml:space="preserve"> —— 英苏各自在势力范围内维持超过60%的阵营内追随率，但东欧国家的追随是通过苏军占领和政治清洗强制维持的。</w:t>
+        <w:t xml:space="preserve"> —— 英苏各自在势力范围内维持超过60%的阵营内追随率，但东欧国家的追随是在苏军占领的现实下形成的。</w:t>
       </w:r>
     </w:p>
     <w:p>
@@ -3645,7 +3645,7 @@
           <w:i w:val="0"/>
           <w:sz w:val="24"/>
         </w:rPr>
-        <w:t>R28（1944年10—12月）铁幕降临——苏联在东欧的势力范围巩固，英国主导西欧重建。R29（1945年1—3月）丘吉尔在富尔顿发表"铁幕演说"——冷战辞令升级。地面真值数据显示R29是一个关键的结构性时刻：</w:t>
+        <w:t>R28（1944年10—12月）铁幕降临——苏联在东欧的势力范围巩固，英国主导西欧重建，希腊内战开始。R29（1945年1—3月）丘吉尔在富尔顿发表"铁幕演说"——冷战辞令升级。地面真值数据显示这是一个关键的结构性时刻：</w:t>
       </w:r>
       <w:r>
         <w:rPr>
@@ -3663,7 +3663,7 @@
           <w:i w:val="0"/>
           <w:sz w:val="24"/>
         </w:rPr>
-        <w:t>，至此东欧各国（波兰、罗马尼亚、匈牙利、南斯拉夫、捷克斯洛伐克、保加利亚、芬兰）已全部纳入苏联追随体系。R30（1945年4—6月）巴黎和平条约最终化——对意大利、罗马尼亚、匈牙利、保加利亚、芬兰的战后安排达成，边界调整。R31（1945年7—9月）杜鲁门主义宣布——美国承诺支持希腊和土耳其，遏制政策被正式制度化。</w:t>
+        <w:t>，至此东欧各国（波兰、罗马尼亚、匈牙利、南斯拉夫、捷克斯洛伐克、保加利亚、芬兰）已全部纳入苏联追随体系。R30（1945年4—6月）巴黎和平条约最终化——对意大利、罗马尼亚、匈牙利、保加利亚、芬兰的战后安排达成，边界调整。R31（1945年7—9月）杜鲁门主义宣布——美国承诺支持希腊和土耳其，遏制政策被正式制度化。R32（1945年10—12月）马歇尔计划提出——美国大规模经济援助欧洲，苏联拒绝并禁止东欧参与。</w:t>
       </w:r>
     </w:p>
     <w:p>
@@ -3679,175 +3679,7 @@
           <w:i w:val="0"/>
           <w:sz w:val="24"/>
         </w:rPr>
-        <w:t>R32（1945年10—12月）马歇尔计划提出——美国大规模经济援助欧洲，苏联拒绝并禁止东欧参与。R33（1946年1—3月）捷克斯洛伐克共产党政变——最后一个民主的东欧国家沦陷，西方震动。R34（1946年4—6月）</w:t>
-      </w:r>
-      <w:r>
-        <w:rPr>
-          <w:rFonts w:eastAsia="FangSong" w:ascii="Times New Roman" w:hAnsi="Times New Roman" w:cs="Times New Roman"/>
-          <w:b/>
-          <w:i w:val="0"/>
-          <w:sz w:val="24"/>
-        </w:rPr>
-        <w:t>铁托–斯大林分裂</w:t>
-      </w:r>
-      <w:r>
-        <w:rPr>
-          <w:rFonts w:eastAsia="FangSong" w:ascii="Times New Roman" w:hAnsi="Times New Roman" w:cs="Times New Roman"/>
-          <w:b w:val="0"/>
-          <w:i w:val="0"/>
-          <w:sz w:val="24"/>
-        </w:rPr>
-        <w:t>——南斯拉夫被开除出共产党情报局，这是第一个脱离苏联控制的共产党国家。R35地面真值数据显示南斯拉夫转入中立——它走上了独立的不结盟道路。这是两极格局中的第一个结构性裂缝。R36南斯拉夫进一步转向追随英国——数据中南斯拉夫的追随在R35（中立）和R36（英国）之间仅持续一轮即在两极之间完成了重新定位。</w:t>
-      </w:r>
-    </w:p>
-    <w:p>
-      <w:pPr>
-        <w:spacing w:before="0" w:after="0" w:line="360" w:lineRule="auto"/>
-        <w:ind w:firstLine="480"/>
-        <w:jc w:val="both"/>
-      </w:pPr>
-      <w:r>
-        <w:rPr>
-          <w:rFonts w:eastAsia="FangSong" w:ascii="Times New Roman" w:hAnsi="Times New Roman" w:cs="Times New Roman"/>
-          <w:b w:val="0"/>
-          <w:i w:val="0"/>
-          <w:sz w:val="24"/>
-        </w:rPr>
-        <w:t>R37（1947年1—3月）柏林空运持续与北约谈判——西方盟国展示决心。值得注意的是，地面真值数据显示</w:t>
-      </w:r>
-      <w:r>
-        <w:rPr>
-          <w:rFonts w:eastAsia="FangSong" w:ascii="Times New Roman" w:hAnsi="Times New Roman" w:cs="Times New Roman"/>
-          <w:b/>
-          <w:i w:val="0"/>
-          <w:sz w:val="24"/>
-        </w:rPr>
-        <w:t>罗马尼亚在R37从追随苏联转向追随英国</w:t>
-      </w:r>
-      <w:r>
-        <w:rPr>
-          <w:rFonts w:eastAsia="FangSong" w:ascii="Times New Roman" w:hAnsi="Times New Roman" w:cs="Times New Roman"/>
-          <w:b w:val="0"/>
-          <w:i w:val="0"/>
-          <w:sz w:val="24"/>
-        </w:rPr>
-        <w:t>——这是东欧国家中唯一的战后阵营跨越案例（其他东欧国家自R29后稳定追随苏联）。R38（1947年4—6月）</w:t>
-      </w:r>
-      <w:r>
-        <w:rPr>
-          <w:rFonts w:eastAsia="FangSong" w:ascii="Times New Roman" w:hAnsi="Times New Roman" w:cs="Times New Roman"/>
-          <w:b/>
-          <w:i w:val="0"/>
-          <w:sz w:val="24"/>
-        </w:rPr>
-        <w:t>北约成立</w:t>
-      </w:r>
-      <w:r>
-        <w:rPr>
-          <w:rFonts w:eastAsia="FangSong" w:ascii="Times New Roman" w:hAnsi="Times New Roman" w:cs="Times New Roman"/>
-          <w:b w:val="0"/>
-          <w:i w:val="0"/>
-          <w:sz w:val="24"/>
-        </w:rPr>
-        <w:t>——12个创始成员国签署北大西洋公约。R39（1947年7—9月）柏林封锁结束与苏联原子弹试验——苏联获得核武器，核两极格局开启。R40（1947年10—12月）两个德国成立——德意志联邦共和国（西德）加入西方阵营，德意志民主共和国（东德）加入苏联阵营。</w:t>
-      </w:r>
-    </w:p>
-    <w:p>
-      <w:pPr>
-        <w:spacing w:before="0" w:after="0" w:line="360" w:lineRule="auto"/>
-        <w:ind w:firstLine="480"/>
-        <w:jc w:val="both"/>
-      </w:pPr>
-      <w:r>
-        <w:rPr>
-          <w:rFonts w:eastAsia="FangSong" w:ascii="Times New Roman" w:hAnsi="Times New Roman" w:cs="Times New Roman"/>
-          <w:b/>
-          <w:i w:val="0"/>
-          <w:sz w:val="24"/>
-        </w:rPr>
-        <w:t>第五阶段：冷战深化与朝鲜战争（R41—R50，即1948Q1—1950Q2）</w:t>
-      </w:r>
-    </w:p>
-    <w:p>
-      <w:pPr>
-        <w:spacing w:before="0" w:after="0" w:line="360" w:lineRule="auto"/>
-        <w:ind w:firstLine="480"/>
-        <w:jc w:val="both"/>
-      </w:pPr>
-      <w:r>
-        <w:rPr>
-          <w:rFonts w:eastAsia="FangSong" w:ascii="Times New Roman" w:hAnsi="Times New Roman" w:cs="Times New Roman"/>
-          <w:b/>
-          <w:i w:val="0"/>
-          <w:sz w:val="24"/>
-        </w:rPr>
-        <w:t>秩序类型：大棒威慑型</w:t>
-      </w:r>
-      <w:r>
-        <w:rPr>
-          <w:rFonts w:eastAsia="FangSong" w:ascii="Times New Roman" w:hAnsi="Times New Roman" w:cs="Times New Roman"/>
-          <w:b w:val="0"/>
-          <w:i w:val="0"/>
-          <w:sz w:val="24"/>
-        </w:rPr>
-        <w:t xml:space="preserve"> —— 追随格局进入高度稳定期。从R41起至场景结束，所有国家的追随归属完全锁定（延续R40的格局不再变动），反映了地面真值数据中冷战两极格局的制度化完成。</w:t>
-      </w:r>
-    </w:p>
-    <w:p>
-      <w:pPr>
-        <w:spacing w:before="0" w:after="0" w:line="360" w:lineRule="auto"/>
-        <w:ind w:firstLine="480"/>
-        <w:jc w:val="both"/>
-      </w:pPr>
-      <w:r>
-        <w:rPr>
-          <w:rFonts w:eastAsia="FangSong" w:ascii="Times New Roman" w:hAnsi="Times New Roman" w:cs="Times New Roman"/>
-          <w:b w:val="0"/>
-          <w:i w:val="0"/>
-          <w:sz w:val="24"/>
-        </w:rPr>
-        <w:t>R41（1948年1—3月）朝鲜战争爆发——朝鲜进攻韩国，冷战在亚洲变为热战。美国/联合国在英美领导下介入。R42（1948年4—6月）仁川登陆——联合国军向北方推进，中国介入的风险上升。R43（1948年7—9月）中国介入朝鲜战争——联合国军后撤，冷战紧张达到新高度。R44（1948年10—12月）朝鲜战争僵持——战线稳定在三八线附近，停战谈判开始。R45（1949年1—3月）朝鲜战争停战谈判与欧洲一体化——舒曼计划提出，欧洲煤钢共同体（ECSC）蓝图成形。这是西欧内部从大棒威慑向规范接纳型秩序过渡的起点——法德以超国家机构共享煤钢资源，在次体系层面开启了自愿的主权共享。</w:t>
-      </w:r>
-    </w:p>
-    <w:p>
-      <w:pPr>
-        <w:spacing w:before="0" w:after="0" w:line="360" w:lineRule="auto"/>
-        <w:ind w:firstLine="480"/>
-        <w:jc w:val="both"/>
-      </w:pPr>
-      <w:r>
-        <w:rPr>
-          <w:rFonts w:eastAsia="FangSong" w:ascii="Times New Roman" w:hAnsi="Times New Roman" w:cs="Times New Roman"/>
-          <w:b w:val="0"/>
-          <w:i w:val="0"/>
-          <w:sz w:val="24"/>
-        </w:rPr>
-        <w:t>R46（1949年4—6月）斯大林晚年——冷战在巅峰紧张中运行，美国国内麦卡锡主义兴起。R47（1949年7—9月）斯大林去世——苏联领导层继承过渡，马林科夫成为部长会议主席，冷战出现解冻可能性。R48（1949年10—12月）东德工人起义与朝鲜停战——苏联阵营内部出现不稳定信号，朝鲜战争正式结束。R49（1950年1—3月）日内瓦会议——朝鲜问题和印度支那问题的解决方案达成，冷战缓和开始。R50（1950年4—6月）巴黎协定与西欧联盟——西德在北约框架内重新武装。场景在此结束——两极格局的军事与经济制度已完全建立。</w:t>
-      </w:r>
-    </w:p>
-    <w:p>
-      <w:pPr>
-        <w:spacing w:before="0" w:after="0" w:line="360" w:lineRule="auto"/>
-        <w:ind w:firstLine="480"/>
-        <w:jc w:val="both"/>
-      </w:pPr>
-      <w:r>
-        <w:rPr>
-          <w:rFonts w:eastAsia="FangSong" w:ascii="Times New Roman" w:hAnsi="Times New Roman" w:cs="Times New Roman"/>
-          <w:b/>
-          <w:i w:val="0"/>
-          <w:sz w:val="24"/>
-        </w:rPr>
-        <w:t>注</w:t>
-      </w:r>
-      <w:r>
-        <w:rPr>
-          <w:rFonts w:eastAsia="FangSong" w:ascii="Times New Roman" w:hAnsi="Times New Roman" w:cs="Times New Roman"/>
-          <w:b w:val="0"/>
-          <w:i w:val="0"/>
-          <w:sz w:val="24"/>
-        </w:rPr>
-        <w:t>：本节的轮次叙述严格遵循地面真值数据的议题名称、季度标注和追随分配。数据对历史事件的时序进行了系统性压缩——例如雅尔塔（数据R25=1944Q1，实际1945年2月）、铁幕演说（数据R29=1945Q1，实际1946年3月）、北约（数据R38=1947Q2，实际1949年4月）、朝鲜战争（数据R40=1947Q4，实际1950年6月）、斯大林去世（数据R47=1949Q2，实际1953年3月）——所有事件均被提前约1—3年。这种压缩是数据生成过程中的系统性特征，本叙述以数据为准，读者应注意数据轮次与实际历史时间之间的偏移。</w:t>
+        <w:t>场景在此结束。此时二战的热战阶段已经结束，战胜国之间的战后安排已基本完成，冷战的政治框架（铁幕划分、杜鲁门主义、马歇尔计划）已经成形——但冷战的制度化（北约、华约、两个德国、经互会）尚未发生。这一截断使场景二与场景三（1946Q1—1958Q2）在时间上无缝衔接：场景二的最后一轮（1945Q4）正好是场景三第一轮（1946Q1）的前一刻。</w:t>
       </w:r>
     </w:p>
     <w:p>
@@ -4125,7 +3957,7 @@
                 <w:i w:val="0"/>
                 <w:sz w:val="24"/>
               </w:rPr>
-              <w:t>苏联（RUS，霸权型）、英国（UKG，王道型）</w:t>
+              <w:t>苏联（RUS，强权型）、英国（UKG，王道型）</w:t>
             </w:r>
           </w:p>
         </w:tc>
@@ -4278,7 +4110,7 @@
           <w:i w:val="0"/>
           <w:sz w:val="24"/>
         </w:rPr>
-        <w:t>场景三与场景二之间存在约两年的重叠窗口（1946—1947年），但两个场景的覆盖范围与焦点不同：场景二以战争进程与战后安排为主要叙事线索，场景三则聚焦冷战本身的制度化过程——从非正式的势力范围划分（铁幕）到正式的同盟体系（北约、华约），从经济安排的竞争（马歇尔计划vs经互会）到意识形态的两极化（杜鲁门主义、共产党情报局）。</w:t>
+        <w:t>场景三在时间上从场景二的终点（1945Q4）的次季度开始——场景二的最后一轮以马歇尔计划的提出和苏联对东欧的经济强制收束，场景三的第一轮（1946Q1）则从冷战进入制度化轨道开始叙述。两个场景的覆盖范围与焦点不同：场景二以战争进程与战后安排为主要叙事线索，场景三则聚焦冷战本身的制度化过程——从非正式的势力范围划分（铁幕）到正式的同盟体系（北约、华约），从经济安排的竞争（马歇尔计划vs经互会）到意识形态的两极化（杜鲁门主义、共产党情报局）。</w:t>
       </w:r>
     </w:p>
     <w:p>
@@ -4309,7 +4141,7 @@
           <w:i w:val="0"/>
           <w:sz w:val="24"/>
         </w:rPr>
-        <w:t>苏联：从斯大林（霸权型）到后斯大林/赫鲁晓夫（霸权型局部过渡）</w:t>
+        <w:t>苏联：从斯大林（强权型）到后斯大林/赫鲁晓夫（强权型内部松动）</w:t>
       </w:r>
     </w:p>
     <w:p>
@@ -4325,7 +4157,25 @@
           <w:i w:val="0"/>
           <w:sz w:val="24"/>
         </w:rPr>
-        <w:t>1946—1953年的斯大林延续了场景二中识别的霸权型基本逻辑：战后在东欧建立以当地共产党为前台、红军为后盾的控制结构——非直接吞并（波罗的海三国除外），而是通过傀儡政府、安全机构和经济一体化（经互会，1949年）实现控制。柏林封锁（1948—1949年）是将武力威胁作为外交工具使用的霸权型典型案例——不是为直接征服西柏林，而是为迫使西方在德国问题上让步，当空运证明封锁无效后计算性地退让。在1949年以前美国核垄断期间，苏联的行为空间受核不对称制约，但其在势力范围内的强制策略并未改变——捷克政变（1948年）表明武力强制的逻辑仍在延续。</w:t>
+        <w:t>1946—1953年的斯大林延续了场景二中识别的霸权型逻辑但在场景三模型中被标注为</w:t>
+      </w:r>
+      <w:r>
+        <w:rPr>
+          <w:rFonts w:eastAsia="FangSong" w:ascii="Times New Roman" w:hAnsi="Times New Roman" w:cs="Times New Roman"/>
+          <w:b/>
+          <w:i w:val="0"/>
+          <w:sz w:val="24"/>
+        </w:rPr>
+        <w:t>强权型</w:t>
+      </w:r>
+      <w:r>
+        <w:rPr>
+          <w:rFonts w:eastAsia="FangSong" w:ascii="Times New Roman" w:hAnsi="Times New Roman" w:cs="Times New Roman"/>
+          <w:b w:val="0"/>
+          <w:i w:val="0"/>
+          <w:sz w:val="24"/>
+        </w:rPr>
+        <w:t>——这一操作化决定基于以下理据：战后苏联在东欧的行为模式——通过苏军占领、安全机构渗透和傀儡政府建立实现控制——核心工具是军事强制而非制度构建；对东欧各国的非直接吞并（波罗的海三国除外）并非源于对主权规范的尊重，而是因为间接控制降低了统治成本同时避免了与西方的直接军事冲突。柏林封锁（1948—1949年）以武力威胁为核心手段——切断西方进入柏林的通道，迫使对方在地缘政治问题上让步——当空运证明封锁无效后计算性地退让，这反映了强权型"以军事力量为核心工具"的基本特征而非霸权型的"制度工具主义"。捷克政变（1948年）以大规模街头暴力威胁和警察镇压为手段完成，展示了强权型对国际规范"完全忽视"的取向。</w:t>
       </w:r>
     </w:p>
     <w:p>
@@ -4341,7 +4191,23 @@
           <w:i w:val="0"/>
           <w:sz w:val="24"/>
         </w:rPr>
-        <w:t>1953年斯大林去世后的集体领导过渡期，以及赫鲁晓夫时代（1954—1958年），标志着霸权型内部的松动而非转型。赫鲁晓夫的去斯大林化——秘密报告（1956年）、释放数百万政治犯、承认"通向社会主义的不同道路"——是真诚的国内改革。对外承认资本主义国家的主权（"和平共处"路线），取消对"资本主义总危机"的教条式坚持。然而，这些改革从未触及苏联全球霸权的底线：1953年东德工人起义和1956年匈牙利革命均被苏联坦克镇压——当纳吉·伊姆雷宣布匈牙利退出华约时，在苏联的世界观中这不再是"内部改革"而是战略背叛。这是一种"对外王道，对内霸道"的双重逻辑——苏联阵营始终是由大棒维持的帝国，而非基于规范的联盟。</w:t>
+        <w:t>强权型标注与历史现实之间最显著的张力在于斯大林的"双重标准"能力：1939年莫洛托夫-里宾特洛甫协定、对芬兰的战役退让与对波罗的海的强制吞并——这些在不同对象间灵活切换策略的行为，在场景二中被判定为霸权型特征。然而在场景三中，战后苏联在东欧的行为整体更接近强权型的操作化定义——军事存在和强制手段是追随关系的最终保障，经互会和华约等制度安排是对既成军事现实的制度化追认而非先行构建。模型在提示词层面通过 `leader_profile` 机制（`PROFILE_RUS_1946`）注入了斯大林的意识形态过滤、延迟冲突偏好和原子弹焦虑等决策特征，这些特征的实际效果是使强权型的军事逻辑在特定情境下表现出策略性的审慎——但审慎的底色是实力计算而非道义考量。</w:t>
+      </w:r>
+    </w:p>
+    <w:p>
+      <w:pPr>
+        <w:spacing w:before="0" w:after="0" w:line="360" w:lineRule="auto"/>
+        <w:ind w:firstLine="480"/>
+        <w:jc w:val="both"/>
+      </w:pPr>
+      <w:r>
+        <w:rPr>
+          <w:rFonts w:eastAsia="FangSong" w:ascii="Times New Roman" w:hAnsi="Times New Roman" w:cs="Times New Roman"/>
+          <w:b w:val="0"/>
+          <w:i w:val="0"/>
+          <w:sz w:val="24"/>
+        </w:rPr>
+        <w:t>1953年斯大林去世后的集体领导过渡期，以及赫鲁晓夫时代（1954—1958年），标志着强权型内部的松动而非转型。赫鲁晓夫的去斯大林化——秘密报告（1956年）、释放数百万政治犯、承认"通向社会主义的不同道路"——是真诚的国内改革。对外承认资本主义国家的主权（"和平共处"路线），取消对"资本主义总危机"的教条式坚持。然而，这些改革从未触及苏联以军事力量维持势力范围的核心逻辑：1953年东德工人起义和1956年匈牙利革命均被苏联坦克镇压——当纳吉·伊姆雷宣布匈牙利退出华约时，强权型的强制工具立即压倒了对"不同道路"的修辞承诺。1957年斯普特尼克升空后苏联获得对美核威慑能力，进一步强化了以军事实力为基础的国际地位诉求。在模型的操作化框架中，赫鲁晓夫时代的苏联仍然是强权型——其决策由实力计算主导，军事力量是维护阵营统一的终极保障，而"和平共处"路线是在核对称条件下的策略调整，不构成类型的根本转变。</w:t>
       </w:r>
     </w:p>
     <w:p>
@@ -5856,7 +5722,7 @@
                 <w:i w:val="0"/>
                 <w:sz w:val="24"/>
               </w:rPr>
-              <w:t>场景二（1938—1950）</w:t>
+              <w:t>场景二（1938—1945）</w:t>
             </w:r>
           </w:p>
         </w:tc>
@@ -6069,7 +5935,7 @@
                 <w:i w:val="0"/>
                 <w:sz w:val="24"/>
               </w:rPr>
-              <w:t>霸权型→局部过渡（斯大林→赫鲁晓夫）</w:t>
+              <w:t>强权型→局部松动（斯大林→赫鲁晓夫）</w:t>
             </w:r>
           </w:p>
         </w:tc>
@@ -6088,7 +5954,7 @@
                 <w:i w:val="0"/>
                 <w:sz w:val="24"/>
               </w:rPr>
-              <w:t>从强权型（含昏庸个人特质）到霸权型再到霸权型内部松动——沙俄的扩张取向与决策失能的混合体</w:t>
+              <w:t>从强权型（含昏庸个人特质）到霸权型再到强权型回归——沙俄的扩张取向与决策失能的混合体，战后以军事强制为核心工具</w:t>
             </w:r>
           </w:p>
         </w:tc>
@@ -6636,7 +6502,7 @@
           <w:i w:val="0"/>
           <w:sz w:val="24"/>
         </w:rPr>
-        <w:t>：意大利从霸权→昏庸→王道（在民主框架内完成），苏联从强权/昏庸→霸权→霸权型内部松动（未脱离霸权型的制度继承）——决定转型路径的是国内制度是否允许政治更替。</w:t>
+        <w:t>：意大利从霸权→昏庸→王道（在民主框架内完成），苏联从强权/昏庸→霸权→强权型回归（战后以军事强制为核心工具，未脱离强权型的制度继承）——决定转型路径的是国内制度是否允许政治更替。</w:t>
       </w:r>
     </w:p>
     <w:tbl>
@@ -8259,7 +8125,7 @@
           <w:i w:val="0"/>
           <w:sz w:val="24"/>
         </w:rPr>
-        <w:t>场景二（1938—1947）秩序锚点：</w:t>
+        <w:t>场景二（1938—1945）秩序锚点：</w:t>
       </w:r>
     </w:p>
     <w:tbl>
@@ -8765,7 +8631,7 @@
                 <w:i w:val="0"/>
                 <w:sz w:val="18"/>
               </w:rPr>
-              <w:t>铁幕降下与冷战制度化</w:t>
+              <w:t>战争终结与两极雏形</w:t>
             </w:r>
           </w:p>
         </w:tc>
@@ -8784,7 +8650,7 @@
                 <w:i w:val="0"/>
                 <w:sz w:val="18"/>
               </w:rPr>
-              <w:t>R28—R40</w:t>
+              <w:t>R28—R32</w:t>
             </w:r>
           </w:p>
         </w:tc>
@@ -8803,7 +8669,7 @@
                 <w:i w:val="0"/>
                 <w:sz w:val="18"/>
               </w:rPr>
-              <w:t>1944Q4—1947Q4</w:t>
+              <w:t>1944Q4—1945Q4</w:t>
             </w:r>
           </w:p>
         </w:tc>
@@ -8841,7 +8707,7 @@
                 <w:i w:val="0"/>
                 <w:sz w:val="18"/>
               </w:rPr>
-              <w:t>R29东欧全面纳入苏联体系（匈牙利/南斯拉夫转SU）；马歇尔计划（R32）；捷克政变（R33）；铁托分裂（R35南→中立，R36南→UK）；罗马尼亚转UK（R37）；北约/苏联原子弹/两个德国（R38—R40）</w:t>
+              <w:t>R29东欧全面纳入苏联体系（匈牙利/南斯拉夫转SU）；马歇尔计划（R32）——场景在冷战制度化前夕结束，与场景三（1946Q1）无缝衔接</w:t>
             </w:r>
           </w:p>
         </w:tc>
@@ -8861,131 +8727,6 @@
                 <w:sz w:val="18"/>
               </w:rPr>
               <w:t>0.3-0.4</w:t>
-            </w:r>
-          </w:p>
-        </w:tc>
-      </w:tr>
-      <w:tr>
-        <w:tc>
-          <w:tcPr>
-            <w:tcW w:type="dxa" w:w="1439"/>
-          </w:tcPr>
-          <w:p>
-            <w:pPr>
-              <w:spacing w:before="0" w:after="0" w:line="264" w:lineRule="auto"/>
-            </w:pPr>
-            <w:r>
-              <w:rPr>
-                <w:rFonts w:eastAsia="FangSong" w:ascii="Times New Roman" w:hAnsi="Times New Roman" w:cs="Times New Roman"/>
-                <w:b w:val="0"/>
-                <w:i w:val="0"/>
-                <w:sz w:val="18"/>
-              </w:rPr>
-              <w:t>冷战深化与朝鲜战争</w:t>
-            </w:r>
-          </w:p>
-        </w:tc>
-        <w:tc>
-          <w:tcPr>
-            <w:tcW w:type="dxa" w:w="1439"/>
-          </w:tcPr>
-          <w:p>
-            <w:pPr>
-              <w:spacing w:before="0" w:after="0" w:line="264" w:lineRule="auto"/>
-            </w:pPr>
-            <w:r>
-              <w:rPr>
-                <w:rFonts w:eastAsia="FangSong" w:ascii="Times New Roman" w:hAnsi="Times New Roman" w:cs="Times New Roman"/>
-                <w:b w:val="0"/>
-                <w:i w:val="0"/>
-                <w:sz w:val="18"/>
-              </w:rPr>
-              <w:t>R41—R50</w:t>
-            </w:r>
-          </w:p>
-        </w:tc>
-        <w:tc>
-          <w:tcPr>
-            <w:tcW w:type="dxa" w:w="1439"/>
-          </w:tcPr>
-          <w:p>
-            <w:pPr>
-              <w:spacing w:before="0" w:after="0" w:line="264" w:lineRule="auto"/>
-            </w:pPr>
-            <w:r>
-              <w:rPr>
-                <w:rFonts w:eastAsia="FangSong" w:ascii="Times New Roman" w:hAnsi="Times New Roman" w:cs="Times New Roman"/>
-                <w:b w:val="0"/>
-                <w:i w:val="0"/>
-                <w:sz w:val="18"/>
-              </w:rPr>
-              <w:t>1948Q1—1950Q2</w:t>
-            </w:r>
-          </w:p>
-        </w:tc>
-        <w:tc>
-          <w:tcPr>
-            <w:tcW w:type="dxa" w:w="1439"/>
-          </w:tcPr>
-          <w:p>
-            <w:pPr>
-              <w:spacing w:before="0" w:after="0" w:line="264" w:lineRule="auto"/>
-            </w:pPr>
-            <w:r>
-              <w:rPr>
-                <w:rFonts w:eastAsia="FangSong" w:ascii="Times New Roman" w:hAnsi="Times New Roman" w:cs="Times New Roman"/>
-                <w:b/>
-                <w:i w:val="0"/>
-                <w:sz w:val="18"/>
-              </w:rPr>
-              <w:t>大棒威慑</w:t>
-            </w:r>
-            <w:r>
-              <w:rPr>
-                <w:rFonts w:eastAsia="FangSong" w:ascii="Times New Roman" w:hAnsi="Times New Roman" w:cs="Times New Roman"/>
-                <w:b w:val="0"/>
-                <w:i w:val="0"/>
-                <w:sz w:val="18"/>
-              </w:rPr>
-              <w:t>（追随完全锁定）</w:t>
-            </w:r>
-          </w:p>
-        </w:tc>
-        <w:tc>
-          <w:tcPr>
-            <w:tcW w:type="dxa" w:w="1439"/>
-          </w:tcPr>
-          <w:p>
-            <w:pPr>
-              <w:spacing w:before="0" w:after="0" w:line="264" w:lineRule="auto"/>
-            </w:pPr>
-            <w:r>
-              <w:rPr>
-                <w:rFonts w:eastAsia="FangSong" w:ascii="Times New Roman" w:hAnsi="Times New Roman" w:cs="Times New Roman"/>
-                <w:b w:val="0"/>
-                <w:i w:val="0"/>
-                <w:sz w:val="18"/>
-              </w:rPr>
-              <w:t>朝鲜战争（R41—R44）；舒曼计划（R45）；斯大林晚年与去世（R46—R47）；东德起义与停战（R48）；日内瓦/西欧联盟（R49—R50）；从R41起追随格局不再变动</w:t>
-            </w:r>
-          </w:p>
-        </w:tc>
-        <w:tc>
-          <w:tcPr>
-            <w:tcW w:type="dxa" w:w="1439"/>
-          </w:tcPr>
-          <w:p>
-            <w:pPr>
-              <w:spacing w:before="0" w:after="0" w:line="264" w:lineRule="auto"/>
-            </w:pPr>
-            <w:r>
-              <w:rPr>
-                <w:rFonts w:eastAsia="FangSong" w:ascii="Times New Roman" w:hAnsi="Times New Roman" w:cs="Times New Roman"/>
-                <w:b w:val="0"/>
-                <w:i w:val="0"/>
-                <w:sz w:val="18"/>
-              </w:rPr>
-              <w:t>0.35-0.5</w:t>
             </w:r>
           </w:p>
         </w:tc>
@@ -9804,7 +9545,7 @@
           <w:i w:val="0"/>
           <w:sz w:val="24"/>
         </w:rPr>
-        <w:t>。三场景合计2950个观测点（ID22：800点；ID25：1000点；ID26：1150点），覆盖了从多极竞争到两极对峙的完整体系谱系。只有当模型在三种不同结构条件下均能生成与历史具有合理对应关系的行为分布时，模型才有资格进入下一阶段的反事实理论检验实验。</w:t>
+        <w:t>。三场景合计2596个观测点（ID22：800点；ID25：896点；ID26：900点），覆盖了从多极竞争到两极对峙的完整体系谱系。只有当模型在三种不同结构条件下均能生成与历史具有合理对应关系的行为分布时，模型才有资格进入下一阶段的反事实理论检验实验。</w:t>
       </w:r>
     </w:p>
     <w:p>
